--- a/Enhanced_Proposal_A1_Final.docx
+++ b/Enhanced_Proposal_A1_Final.docx
@@ -56,12 +56,32 @@
     </w:p>
     <w:p>
       <w:r>
+        <w:t>However, despite the theoretical potential of overcommitment strategies, current cloud computing infrastructure operates at surprisingly low utilization levels. Studies indicate that global cloud computing resources operate at an average DRAM utilization of just 45%, with substantial portions remaining idle (Wang &amp; Yang, 2025). This dramatic underutilization represents a significant economic inefficiency, particularly in the context of rising DRAM costs. The primary reason CSPs maintain such conservative utilization levels is the risk of SLA violations. When memory resources become overcommitted and multiple workloads peak simultaneously, the resulting performance degradation or service disruptions can breach contractual SLA commitments, leading to financial penalties, customer dissatisfaction, and reputational damage.</w:t>
+      </w:r>
+    </w:p>
+    <w:p>
+      <w:r>
+        <w:t>This conservative approach creates a direct tension between cost efficiency and reliability. CSPs prefer to maintain excess capacity headroom as a safety buffer against unpredictable demand spikes, effectively trading capital efficiency for reduced SLA violation risk. The reluctance to adopt aggressive overcommitment strategies reflects a lack of confidence in existing resource management tools to accurately predict and prevent overload conditions before they impact service quality.</w:t>
+      </w:r>
+    </w:p>
+    <w:p>
+      <w:r>
+        <w:t>This observation leads to a critical insight regarding the relationship between model reliability and production adoption: **there exists a strong positive correlation between the confidence CSPs have in an overcommitment model's ability to prevent SLA violations and their willingness to deploy that model in production environments with higher utilization targets.** A highly reliable predictive admission control model that demonstrably reduces SLA violation risk would enable CSPs to safely increase memory utilization beyond current conservative levels. Conversely, a model with uncertain accuracy or prone to false negatives (failing to detect impending overloads) would see limited production adoption regardless of its theoretical benefits, as CSPs cannot afford the business risk of SLA breaches.</w:t>
+      </w:r>
+    </w:p>
+    <w:p>
+      <w:r>
+        <w:t>Therefore, our research recognizes that technical sophistication alone is insufficient—the model must achieve a level of reliability and predictive accuracy that inspires operational confidence. The success of our solution will be measured not only by its utilization improvements in controlled experiments but by the confidence intervals it provides around SLA compliance, enabling CSPs to make informed risk-adjusted decisions about deployment in production clusters.</w:t>
+      </w:r>
+    </w:p>
+    <w:p>
+      <w:r>
         <w:t>The rationale behind memory overcommitment rests on a key observation about workload behavior: individual workloads typically do not simultaneously peak in their resource demands. By leveraging this statistical multiplexing property, CSPs can achieve higher utilization rates and improved cost efficiency (Waldspurger, 2002). The VMware ESX Server implementation demonstrated early success with memory overcommitment through techniques such as ballooning, which allows the hypervisor to reclaim pages that the guest operating system considers least valuable, and content-based page sharing, which eliminates redundancy across virtual machines (Waldspurger, 2002).</w:t>
       </w:r>
     </w:p>
     <w:p>
       <w:r>
-        <w:t>In our capstone project, we focus specifically on the DRAM resource type, Virtual Machine (VM) processes, and DRAM utilization on a single node. Utilization strategies can be implemented at the single-node level by overcommitting DRAM allocations to VMs beyond what physically exists on the node. This approach, when properly managed, can significantly improve resource efficiency without degrading service quality.</w:t>
+        <w:t>In our capstone project, we focus specifically on the DRAM resource type, Virtual Machine (VM) processes, and DRAM utilization on a single node. Utilization strategies can be implemented at the single-node level by overcommitting DRAM allocations to VMs beyond what physically exists on the node. This approach, when properly managed, can significantly improve resource efficiency without degrading service quality. Our node-level predictive admission control model aims to provide the reliability guarantees necessary to move from the current 45% average utilization to substantially higher levels while maintaining or improving SLA compliance rates.</w:t>
       </w:r>
     </w:p>
     <w:p>
